--- a/session13/BT2.docx
+++ b/session13/BT2.docx
@@ -75,7 +75,7 @@
     <w:p>
       <w:r>
         <w:pict w14:anchorId="3A091F16">
-          <v:rect id="_x0000_i1031" style="width:0;height:1.5pt" o:hralign="center" o:hrstd="t" o:hr="t" fillcolor="#a0a0a0" stroked="f"/>
+          <v:rect id="_x0000_i1025" style="width:0;height:1.5pt" o:hralign="center" o:hrstd="t" o:hr="t" fillcolor="#a0a0a0" stroked="f"/>
         </w:pict>
       </w:r>
     </w:p>
@@ -499,16 +499,34 @@
           <w:ilvl w:val="0"/>
           <w:numId w:val="2"/>
         </w:numPr>
-      </w:pPr>
-      <w:r>
-        <w:rPr>
+        <w:spacing w:line="276" w:lineRule="auto"/>
+        <w:rPr>
+          <w:rFonts w:ascii="Times New Roman" w:hAnsi="Times New Roman" w:cs="Times New Roman"/>
+        </w:rPr>
+      </w:pPr>
+      <w:r>
+        <w:rPr>
+          <w:rFonts w:ascii="Times New Roman" w:hAnsi="Times New Roman" w:cs="Times New Roman"/>
           <w:b/>
           <w:bCs/>
         </w:rPr>
         <w:t>Link Figma</w:t>
       </w:r>
       <w:r>
-        <w:t xml:space="preserve"> có 3 bản vẽ tĩnh hoặc ảnh chụp 3 bản vẽ.</w:t>
+        <w:rPr>
+          <w:rFonts w:ascii="Times New Roman" w:hAnsi="Times New Roman" w:cs="Times New Roman"/>
+          <w:b/>
+          <w:bCs/>
+          <w:lang w:val="vi-VN"/>
+        </w:rPr>
+        <w:t xml:space="preserve">: </w:t>
+      </w:r>
+      <w:r>
+        <w:rPr>
+          <w:rFonts w:ascii="Times New Roman" w:hAnsi="Times New Roman" w:cs="Times New Roman"/>
+          <w:lang w:val="vi-VN"/>
+        </w:rPr>
+        <w:t>https://www.figma.com/design/tnWYZ0hjHrX16W3Cdhzo7W/BT2?node-id=0-1&amp;t=0rdP154YTcwlg6Nv-1</w:t>
       </w:r>
     </w:p>
     <w:p/>
@@ -827,6 +845,18 @@
   </w:num>
   <w:num w:numId="2" w16cid:durableId="315108903">
     <w:abstractNumId w:val="1"/>
+  </w:num>
+  <w:num w:numId="3" w16cid:durableId="1278609392">
+    <w:abstractNumId w:val="1"/>
+    <w:lvlOverride w:ilvl="0"/>
+    <w:lvlOverride w:ilvl="1"/>
+    <w:lvlOverride w:ilvl="2"/>
+    <w:lvlOverride w:ilvl="3"/>
+    <w:lvlOverride w:ilvl="4"/>
+    <w:lvlOverride w:ilvl="5"/>
+    <w:lvlOverride w:ilvl="6"/>
+    <w:lvlOverride w:ilvl="7"/>
+    <w:lvlOverride w:ilvl="8"/>
   </w:num>
 </w:numbering>
 </file>
@@ -1434,6 +1464,7 @@
   <w:style w:type="character" w:default="1" w:styleId="DefaultParagraphFont">
     <w:name w:val="Default Paragraph Font"/>
     <w:uiPriority w:val="1"/>
+    <w:semiHidden/>
     <w:unhideWhenUsed/>
   </w:style>
   <w:style w:type="table" w:default="1" w:styleId="TableNormal">
